--- a/pa/pa4/Evaluation.docx
+++ b/pa/pa4/Evaluation.docx
@@ -40,16 +40,19 @@
           <w:rFonts w:ascii="Arial" w:cs="Arial" w:eastAsia="Arial" w:hAnsi="Arial"/>
           <w:b w:val="1"/>
           <w:bCs w:val="1"/>
+          <w:i w:val="0"/>
+          <w:iCs w:val="0"/>
+          <w:smallCaps w:val="0"/>
+          <w:strike w:val="0"/>
+          <w:color w:val="000000"/>
           <w:sz w:val="36"/>
           <w:szCs w:val="36"/>
-          <w:rtl w:val="0"/>
-        </w:rPr>
-        <w:t xml:space="preserve">Melon</w:t>
-      </w:r>
-      <w:r>
-        <w:rPr>
-          <w:rtl w:val="0"/>
-        </w:rPr>
+          <w:u w:val="none"/>
+          <w:shd w:fill="auto" w:val="clear"/>
+          <w:vertAlign w:val="baseline"/>
+          <w:rtl w:val="0"/>
+        </w:rPr>
+        <w:t xml:space="preserve">&lt;Project Name&gt;</w:t>
       </w:r>
     </w:p>
     <w:p>
@@ -1229,7 +1232,7 @@
     </w:p>
     <w:sdt>
       <w:sdtPr>
-        <w:id w:val="1850966075"/>
+        <w:id w:val="-1704098507"/>
         <w:docPartObj>
           <w:docPartGallery w:val="Table of Contents"/>
           <w:docPartUnique w:val="1"/>
@@ -1239,14 +1242,23 @@
         <w:p>
           <w:pPr>
             <w:tabs>
-              <w:tab w:val="right" w:leader="none" w:pos="12000"/>
+              <w:tab w:val="right" w:leader="dot" w:pos="12000"/>
             </w:tabs>
             <w:spacing w:before="60" w:lineRule="auto"/>
             <w:rPr>
+              <w:rFonts w:ascii="Arial" w:cs="Arial" w:eastAsia="Arial" w:hAnsi="Arial"/>
               <w:b w:val="1"/>
               <w:bCs w:val="1"/>
+              <w:i w:val="0"/>
+              <w:iCs w:val="0"/>
+              <w:smallCaps w:val="0"/>
+              <w:strike w:val="0"/>
               <w:color w:val="000000"/>
+              <w:sz w:val="22"/>
+              <w:szCs w:val="22"/>
               <w:u w:val="none"/>
+              <w:shd w:fill="auto" w:val="clear"/>
+              <w:vertAlign w:val="baseline"/>
             </w:rPr>
           </w:pPr>
           <w:r>
@@ -1286,14 +1298,23 @@
         <w:p>
           <w:pPr>
             <w:tabs>
-              <w:tab w:val="right" w:leader="none" w:pos="12000"/>
+              <w:tab w:val="right" w:leader="dot" w:pos="12000"/>
             </w:tabs>
             <w:spacing w:before="60" w:lineRule="auto"/>
             <w:rPr>
+              <w:rFonts w:ascii="Arial" w:cs="Arial" w:eastAsia="Arial" w:hAnsi="Arial"/>
               <w:b w:val="1"/>
               <w:bCs w:val="1"/>
+              <w:i w:val="0"/>
+              <w:iCs w:val="0"/>
+              <w:smallCaps w:val="0"/>
+              <w:strike w:val="0"/>
               <w:color w:val="000000"/>
+              <w:sz w:val="22"/>
+              <w:szCs w:val="22"/>
               <w:u w:val="none"/>
+              <w:shd w:fill="auto" w:val="clear"/>
+              <w:vertAlign w:val="baseline"/>
             </w:rPr>
           </w:pPr>
           <w:hyperlink w:anchor="_heading=h.6crwf46df718">
@@ -1328,13 +1349,24 @@
         <w:p>
           <w:pPr>
             <w:tabs>
-              <w:tab w:val="right" w:leader="none" w:pos="12000"/>
+              <w:tab w:val="right" w:leader="dot" w:pos="12000"/>
             </w:tabs>
             <w:spacing w:before="60" w:lineRule="auto"/>
             <w:ind w:left="360" w:firstLine="0"/>
             <w:rPr>
+              <w:rFonts w:ascii="Arial" w:cs="Arial" w:eastAsia="Arial" w:hAnsi="Arial"/>
+              <w:b w:val="0"/>
+              <w:bCs w:val="0"/>
+              <w:i w:val="0"/>
+              <w:iCs w:val="0"/>
+              <w:smallCaps w:val="0"/>
+              <w:strike w:val="0"/>
               <w:color w:val="000000"/>
+              <w:sz w:val="22"/>
+              <w:szCs w:val="22"/>
               <w:u w:val="none"/>
+              <w:shd w:fill="auto" w:val="clear"/>
+              <w:vertAlign w:val="baseline"/>
             </w:rPr>
           </w:pPr>
           <w:hyperlink w:anchor="_heading=h.s7o9e2i1oe80">
@@ -1369,16 +1401,27 @@
         <w:p>
           <w:pPr>
             <w:tabs>
-              <w:tab w:val="right" w:leader="none" w:pos="12000"/>
+              <w:tab w:val="right" w:leader="dot" w:pos="12000"/>
             </w:tabs>
             <w:spacing w:before="60" w:lineRule="auto"/>
             <w:ind w:left="360" w:firstLine="0"/>
             <w:rPr>
+              <w:rFonts w:ascii="Arial" w:cs="Arial" w:eastAsia="Arial" w:hAnsi="Arial"/>
+              <w:b w:val="0"/>
+              <w:bCs w:val="0"/>
+              <w:i w:val="0"/>
+              <w:iCs w:val="0"/>
+              <w:smallCaps w:val="0"/>
+              <w:strike w:val="0"/>
               <w:color w:val="000000"/>
+              <w:sz w:val="22"/>
+              <w:szCs w:val="22"/>
               <w:u w:val="none"/>
+              <w:shd w:fill="auto" w:val="clear"/>
+              <w:vertAlign w:val="baseline"/>
             </w:rPr>
           </w:pPr>
-          <w:hyperlink w:anchor="_heading=h.a5302kweej2m">
+          <w:hyperlink w:anchor="_heading=">
             <w:r>
               <w:rPr>
                 <w:rFonts w:ascii="Times New Roman" w:cs="Times New Roman" w:eastAsia="Times New Roman" w:hAnsi="Times New Roman"/>
@@ -1396,7 +1439,7 @@
                 <w:vertAlign w:val="baseline"/>
                 <w:rtl w:val="0"/>
               </w:rPr>
-              <w:t xml:space="preserve">2.2 Selection Rationale</w:t>
+              <w:t xml:space="preserve">2.2 Evaluated Model Details</w:t>
               <w:tab/>
               <w:t xml:space="preserve">5</w:t>
             </w:r>
@@ -1410,13 +1453,24 @@
         <w:p>
           <w:pPr>
             <w:tabs>
-              <w:tab w:val="right" w:leader="none" w:pos="12000"/>
+              <w:tab w:val="right" w:leader="dot" w:pos="12000"/>
             </w:tabs>
             <w:spacing w:before="60" w:lineRule="auto"/>
-            <w:ind w:left="360" w:firstLine="0"/>
+            <w:ind w:left="720" w:firstLine="0"/>
             <w:rPr>
+              <w:rFonts w:ascii="Arial" w:cs="Arial" w:eastAsia="Arial" w:hAnsi="Arial"/>
+              <w:b w:val="0"/>
+              <w:bCs w:val="0"/>
+              <w:i w:val="0"/>
+              <w:iCs w:val="0"/>
+              <w:smallCaps w:val="0"/>
+              <w:strike w:val="0"/>
               <w:color w:val="000000"/>
+              <w:sz w:val="22"/>
+              <w:szCs w:val="22"/>
               <w:u w:val="none"/>
+              <w:shd w:fill="auto" w:val="clear"/>
+              <w:vertAlign w:val="baseline"/>
             </w:rPr>
           </w:pPr>
           <w:hyperlink w:anchor="_heading=">
@@ -1437,7 +1491,7 @@
                 <w:vertAlign w:val="baseline"/>
                 <w:rtl w:val="0"/>
               </w:rPr>
-              <w:t xml:space="preserve">2.3 Evaluated Model Details</w:t>
+              <w:t xml:space="preserve">2.2.1 Rubric Classifier (rubric_classifier)</w:t>
               <w:tab/>
               <w:t xml:space="preserve">5</w:t>
             </w:r>
@@ -1451,13 +1505,24 @@
         <w:p>
           <w:pPr>
             <w:tabs>
-              <w:tab w:val="right" w:leader="none" w:pos="12000"/>
+              <w:tab w:val="right" w:leader="dot" w:pos="12000"/>
             </w:tabs>
             <w:spacing w:before="60" w:lineRule="auto"/>
             <w:ind w:left="720" w:firstLine="0"/>
             <w:rPr>
+              <w:rFonts w:ascii="Arial" w:cs="Arial" w:eastAsia="Arial" w:hAnsi="Arial"/>
+              <w:b w:val="0"/>
+              <w:bCs w:val="0"/>
+              <w:i w:val="0"/>
+              <w:iCs w:val="0"/>
+              <w:smallCaps w:val="0"/>
+              <w:strike w:val="0"/>
               <w:color w:val="000000"/>
+              <w:sz w:val="22"/>
+              <w:szCs w:val="22"/>
               <w:u w:val="none"/>
+              <w:shd w:fill="auto" w:val="clear"/>
+              <w:vertAlign w:val="baseline"/>
             </w:rPr>
           </w:pPr>
           <w:hyperlink w:anchor="_heading=">
@@ -1478,7 +1543,7 @@
                 <w:vertAlign w:val="baseline"/>
                 <w:rtl w:val="0"/>
               </w:rPr>
-              <w:t xml:space="preserve">2.3.1 Rubric Classifier (rubric_classifier)</w:t>
+              <w:t xml:space="preserve">2.2.2 Problem Parser (test_parser)</w:t>
               <w:tab/>
               <w:t xml:space="preserve">5</w:t>
             </w:r>
@@ -1492,16 +1557,27 @@
         <w:p>
           <w:pPr>
             <w:tabs>
-              <w:tab w:val="right" w:leader="none" w:pos="12000"/>
+              <w:tab w:val="right" w:leader="dot" w:pos="12000"/>
             </w:tabs>
             <w:spacing w:before="60" w:lineRule="auto"/>
             <w:ind w:left="720" w:firstLine="0"/>
             <w:rPr>
+              <w:rFonts w:ascii="Arial" w:cs="Arial" w:eastAsia="Arial" w:hAnsi="Arial"/>
+              <w:b w:val="0"/>
+              <w:bCs w:val="0"/>
+              <w:i w:val="0"/>
+              <w:iCs w:val="0"/>
+              <w:smallCaps w:val="0"/>
+              <w:strike w:val="0"/>
               <w:color w:val="000000"/>
+              <w:sz w:val="22"/>
+              <w:szCs w:val="22"/>
               <w:u w:val="none"/>
+              <w:shd w:fill="auto" w:val="clear"/>
+              <w:vertAlign w:val="baseline"/>
             </w:rPr>
           </w:pPr>
-          <w:hyperlink w:anchor="_heading=">
+          <w:hyperlink w:anchor="_heading=h.vtcdz81bs3n5">
             <w:r>
               <w:rPr>
                 <w:rFonts w:ascii="Times New Roman" w:cs="Times New Roman" w:eastAsia="Times New Roman" w:hAnsi="Times New Roman"/>
@@ -1519,9 +1595,9 @@
                 <w:vertAlign w:val="baseline"/>
                 <w:rtl w:val="0"/>
               </w:rPr>
-              <w:t xml:space="preserve">2.3.2 Problem Parser (test_parser)</w:t>
+              <w:t xml:space="preserve">2.2.3 Question Generator (QA_generator)</w:t>
               <w:tab/>
-              <w:t xml:space="preserve">6</w:t>
+              <w:t xml:space="preserve">5</w:t>
             </w:r>
           </w:hyperlink>
           <w:r>
@@ -1533,16 +1609,26 @@
         <w:p>
           <w:pPr>
             <w:tabs>
-              <w:tab w:val="right" w:leader="none" w:pos="12000"/>
+              <w:tab w:val="right" w:leader="dot" w:pos="12000"/>
             </w:tabs>
             <w:spacing w:before="60" w:lineRule="auto"/>
-            <w:ind w:left="720" w:firstLine="0"/>
             <w:rPr>
+              <w:rFonts w:ascii="Arial" w:cs="Arial" w:eastAsia="Arial" w:hAnsi="Arial"/>
+              <w:b w:val="1"/>
+              <w:bCs w:val="1"/>
+              <w:i w:val="0"/>
+              <w:iCs w:val="0"/>
+              <w:smallCaps w:val="0"/>
+              <w:strike w:val="0"/>
               <w:color w:val="000000"/>
+              <w:sz w:val="22"/>
+              <w:szCs w:val="22"/>
               <w:u w:val="none"/>
+              <w:shd w:fill="auto" w:val="clear"/>
+              <w:vertAlign w:val="baseline"/>
             </w:rPr>
           </w:pPr>
-          <w:hyperlink w:anchor="_heading=h.vtcdz81bs3n5">
+          <w:hyperlink w:anchor="_heading=">
             <w:r>
               <w:rPr>
                 <w:rFonts w:ascii="Times New Roman" w:cs="Times New Roman" w:eastAsia="Times New Roman" w:hAnsi="Times New Roman"/>
@@ -1560,7 +1646,7 @@
                 <w:vertAlign w:val="baseline"/>
                 <w:rtl w:val="0"/>
               </w:rPr>
-              <w:t xml:space="preserve">2.3.3 Question Generator (QA_generator)</w:t>
+              <w:t xml:space="preserve">3. Experimental Settings</w:t>
               <w:tab/>
               <w:t xml:space="preserve">6</w:t>
             </w:r>
@@ -1574,14 +1660,24 @@
         <w:p>
           <w:pPr>
             <w:tabs>
-              <w:tab w:val="right" w:leader="none" w:pos="12000"/>
+              <w:tab w:val="right" w:leader="dot" w:pos="12000"/>
             </w:tabs>
             <w:spacing w:before="60" w:lineRule="auto"/>
+            <w:ind w:left="360" w:firstLine="0"/>
             <w:rPr>
-              <w:b w:val="1"/>
-              <w:bCs w:val="1"/>
+              <w:rFonts w:ascii="Arial" w:cs="Arial" w:eastAsia="Arial" w:hAnsi="Arial"/>
+              <w:b w:val="0"/>
+              <w:bCs w:val="0"/>
+              <w:i w:val="0"/>
+              <w:iCs w:val="0"/>
+              <w:smallCaps w:val="0"/>
+              <w:strike w:val="0"/>
               <w:color w:val="000000"/>
+              <w:sz w:val="22"/>
+              <w:szCs w:val="22"/>
               <w:u w:val="none"/>
+              <w:shd w:fill="auto" w:val="clear"/>
+              <w:vertAlign w:val="baseline"/>
             </w:rPr>
           </w:pPr>
           <w:hyperlink w:anchor="_heading=">
@@ -1602,7 +1698,7 @@
                 <w:vertAlign w:val="baseline"/>
                 <w:rtl w:val="0"/>
               </w:rPr>
-              <w:t xml:space="preserve">3. Experimental Design</w:t>
+              <w:t xml:space="preserve">3.1 Datasets</w:t>
               <w:tab/>
               <w:t xml:space="preserve">6</w:t>
             </w:r>
@@ -1616,13 +1712,24 @@
         <w:p>
           <w:pPr>
             <w:tabs>
-              <w:tab w:val="right" w:leader="none" w:pos="12000"/>
+              <w:tab w:val="right" w:leader="dot" w:pos="12000"/>
             </w:tabs>
             <w:spacing w:before="60" w:lineRule="auto"/>
             <w:ind w:left="360" w:firstLine="0"/>
             <w:rPr>
+              <w:rFonts w:ascii="Arial" w:cs="Arial" w:eastAsia="Arial" w:hAnsi="Arial"/>
+              <w:b w:val="0"/>
+              <w:bCs w:val="0"/>
+              <w:i w:val="0"/>
+              <w:iCs w:val="0"/>
+              <w:smallCaps w:val="0"/>
+              <w:strike w:val="0"/>
               <w:color w:val="000000"/>
+              <w:sz w:val="22"/>
+              <w:szCs w:val="22"/>
               <w:u w:val="none"/>
+              <w:shd w:fill="auto" w:val="clear"/>
+              <w:vertAlign w:val="baseline"/>
             </w:rPr>
           </w:pPr>
           <w:hyperlink w:anchor="_heading=">
@@ -1643,9 +1750,9 @@
                 <w:vertAlign w:val="baseline"/>
                 <w:rtl w:val="0"/>
               </w:rPr>
-              <w:t xml:space="preserve">3.1 Datasets</w:t>
+              <w:t xml:space="preserve">3.2 Metrics</w:t>
               <w:tab/>
-              <w:t xml:space="preserve">6</w:t>
+              <w:t xml:space="preserve">7</w:t>
             </w:r>
           </w:hyperlink>
           <w:r>
@@ -1657,16 +1764,27 @@
         <w:p>
           <w:pPr>
             <w:tabs>
-              <w:tab w:val="right" w:leader="none" w:pos="12000"/>
+              <w:tab w:val="right" w:leader="dot" w:pos="12000"/>
             </w:tabs>
             <w:spacing w:before="60" w:lineRule="auto"/>
             <w:ind w:left="360" w:firstLine="0"/>
             <w:rPr>
+              <w:rFonts w:ascii="Arial" w:cs="Arial" w:eastAsia="Arial" w:hAnsi="Arial"/>
+              <w:b w:val="0"/>
+              <w:bCs w:val="0"/>
+              <w:i w:val="0"/>
+              <w:iCs w:val="0"/>
+              <w:smallCaps w:val="0"/>
+              <w:strike w:val="0"/>
               <w:color w:val="000000"/>
+              <w:sz w:val="22"/>
+              <w:szCs w:val="22"/>
               <w:u w:val="none"/>
+              <w:shd w:fill="auto" w:val="clear"/>
+              <w:vertAlign w:val="baseline"/>
             </w:rPr>
           </w:pPr>
-          <w:hyperlink w:anchor="_heading=">
+          <w:hyperlink w:anchor="_heading=h.nk1mcukqse0d">
             <w:r>
               <w:rPr>
                 <w:rFonts w:ascii="Times New Roman" w:cs="Times New Roman" w:eastAsia="Times New Roman" w:hAnsi="Times New Roman"/>
@@ -1684,7 +1802,7 @@
                 <w:vertAlign w:val="baseline"/>
                 <w:rtl w:val="0"/>
               </w:rPr>
-              <w:t xml:space="preserve">3.2 Models and Baselines</w:t>
+              <w:t xml:space="preserve">3.3 Environment Setup</w:t>
               <w:tab/>
               <w:t xml:space="preserve">7</w:t>
             </w:r>
@@ -1698,13 +1816,23 @@
         <w:p>
           <w:pPr>
             <w:tabs>
-              <w:tab w:val="right" w:leader="none" w:pos="12000"/>
+              <w:tab w:val="right" w:leader="dot" w:pos="12000"/>
             </w:tabs>
             <w:spacing w:before="60" w:lineRule="auto"/>
-            <w:ind w:left="360" w:firstLine="0"/>
             <w:rPr>
+              <w:rFonts w:ascii="Arial" w:cs="Arial" w:eastAsia="Arial" w:hAnsi="Arial"/>
+              <w:b w:val="1"/>
+              <w:bCs w:val="1"/>
+              <w:i w:val="0"/>
+              <w:iCs w:val="0"/>
+              <w:smallCaps w:val="0"/>
+              <w:strike w:val="0"/>
               <w:color w:val="000000"/>
+              <w:sz w:val="22"/>
+              <w:szCs w:val="22"/>
               <w:u w:val="none"/>
+              <w:shd w:fill="auto" w:val="clear"/>
+              <w:vertAlign w:val="baseline"/>
             </w:rPr>
           </w:pPr>
           <w:hyperlink w:anchor="_heading=">
@@ -1725,7 +1853,7 @@
                 <w:vertAlign w:val="baseline"/>
                 <w:rtl w:val="0"/>
               </w:rPr>
-              <w:t xml:space="preserve">3.3 Performance Metrics</w:t>
+              <w:t xml:space="preserve">4. Results</w:t>
               <w:tab/>
               <w:t xml:space="preserve">7</w:t>
             </w:r>
@@ -1739,16 +1867,27 @@
         <w:p>
           <w:pPr>
             <w:tabs>
-              <w:tab w:val="right" w:leader="none" w:pos="12000"/>
+              <w:tab w:val="right" w:leader="dot" w:pos="12000"/>
             </w:tabs>
             <w:spacing w:before="60" w:lineRule="auto"/>
             <w:ind w:left="360" w:firstLine="0"/>
             <w:rPr>
+              <w:rFonts w:ascii="Arial" w:cs="Arial" w:eastAsia="Arial" w:hAnsi="Arial"/>
+              <w:b w:val="0"/>
+              <w:bCs w:val="0"/>
+              <w:i w:val="0"/>
+              <w:iCs w:val="0"/>
+              <w:smallCaps w:val="0"/>
+              <w:strike w:val="0"/>
               <w:color w:val="000000"/>
+              <w:sz w:val="22"/>
+              <w:szCs w:val="22"/>
               <w:u w:val="none"/>
+              <w:shd w:fill="auto" w:val="clear"/>
+              <w:vertAlign w:val="baseline"/>
             </w:rPr>
           </w:pPr>
-          <w:hyperlink w:anchor="_heading=h.nk1mcukqse0d">
+          <w:hyperlink w:anchor="_heading=">
             <w:r>
               <w:rPr>
                 <w:rFonts w:ascii="Times New Roman" w:cs="Times New Roman" w:eastAsia="Times New Roman" w:hAnsi="Times New Roman"/>
@@ -1766,9 +1905,9 @@
                 <w:vertAlign w:val="baseline"/>
                 <w:rtl w:val="0"/>
               </w:rPr>
-              <w:t xml:space="preserve">3.4 Environment Setup</w:t>
+              <w:t xml:space="preserve">4.1 Rubric Classifier</w:t>
               <w:tab/>
-              <w:t xml:space="preserve">8</w:t>
+              <w:t xml:space="preserve">7</w:t>
             </w:r>
           </w:hyperlink>
           <w:r>
@@ -1780,14 +1919,24 @@
         <w:p>
           <w:pPr>
             <w:tabs>
-              <w:tab w:val="right" w:leader="none" w:pos="12000"/>
+              <w:tab w:val="right" w:leader="dot" w:pos="12000"/>
             </w:tabs>
             <w:spacing w:before="60" w:lineRule="auto"/>
+            <w:ind w:left="360" w:firstLine="0"/>
             <w:rPr>
-              <w:b w:val="1"/>
-              <w:bCs w:val="1"/>
+              <w:rFonts w:ascii="Arial" w:cs="Arial" w:eastAsia="Arial" w:hAnsi="Arial"/>
+              <w:b w:val="0"/>
+              <w:bCs w:val="0"/>
+              <w:i w:val="0"/>
+              <w:iCs w:val="0"/>
+              <w:smallCaps w:val="0"/>
+              <w:strike w:val="0"/>
               <w:color w:val="000000"/>
+              <w:sz w:val="22"/>
+              <w:szCs w:val="22"/>
               <w:u w:val="none"/>
+              <w:shd w:fill="auto" w:val="clear"/>
+              <w:vertAlign w:val="baseline"/>
             </w:rPr>
           </w:pPr>
           <w:hyperlink w:anchor="_heading=">
@@ -1808,9 +1957,9 @@
                 <w:vertAlign w:val="baseline"/>
                 <w:rtl w:val="0"/>
               </w:rPr>
-              <w:t xml:space="preserve">4. Results</w:t>
+              <w:t xml:space="preserve">4.2 Problem Parser</w:t>
               <w:tab/>
-              <w:t xml:space="preserve">8</w:t>
+              <w:t xml:space="preserve">9</w:t>
             </w:r>
           </w:hyperlink>
           <w:r>
@@ -1822,13 +1971,24 @@
         <w:p>
           <w:pPr>
             <w:tabs>
-              <w:tab w:val="right" w:leader="none" w:pos="12000"/>
+              <w:tab w:val="right" w:leader="dot" w:pos="12000"/>
             </w:tabs>
             <w:spacing w:before="60" w:lineRule="auto"/>
             <w:ind w:left="360" w:firstLine="0"/>
             <w:rPr>
+              <w:rFonts w:ascii="Arial" w:cs="Arial" w:eastAsia="Arial" w:hAnsi="Arial"/>
+              <w:b w:val="0"/>
+              <w:bCs w:val="0"/>
+              <w:i w:val="0"/>
+              <w:iCs w:val="0"/>
+              <w:smallCaps w:val="0"/>
+              <w:strike w:val="0"/>
               <w:color w:val="000000"/>
+              <w:sz w:val="22"/>
+              <w:szCs w:val="22"/>
               <w:u w:val="none"/>
+              <w:shd w:fill="auto" w:val="clear"/>
+              <w:vertAlign w:val="baseline"/>
             </w:rPr>
           </w:pPr>
           <w:hyperlink w:anchor="_heading=">
@@ -1849,9 +2009,9 @@
                 <w:vertAlign w:val="baseline"/>
                 <w:rtl w:val="0"/>
               </w:rPr>
-              <w:t xml:space="preserve">4.1 Rubric Classifier</w:t>
+              <w:t xml:space="preserve">4.3 Question Generator</w:t>
               <w:tab/>
-              <w:t xml:space="preserve">8</w:t>
+              <w:t xml:space="preserve">10</w:t>
             </w:r>
           </w:hyperlink>
           <w:r>
@@ -1863,13 +2023,24 @@
         <w:p>
           <w:pPr>
             <w:tabs>
-              <w:tab w:val="right" w:leader="none" w:pos="12000"/>
+              <w:tab w:val="right" w:leader="dot" w:pos="12000"/>
             </w:tabs>
             <w:spacing w:before="60" w:lineRule="auto"/>
             <w:ind w:left="360" w:firstLine="0"/>
             <w:rPr>
+              <w:rFonts w:ascii="Arial" w:cs="Arial" w:eastAsia="Arial" w:hAnsi="Arial"/>
+              <w:b w:val="0"/>
+              <w:bCs w:val="0"/>
+              <w:i w:val="0"/>
+              <w:iCs w:val="0"/>
+              <w:smallCaps w:val="0"/>
+              <w:strike w:val="0"/>
               <w:color w:val="000000"/>
+              <w:sz w:val="22"/>
+              <w:szCs w:val="22"/>
               <w:u w:val="none"/>
+              <w:shd w:fill="auto" w:val="clear"/>
+              <w:vertAlign w:val="baseline"/>
             </w:rPr>
           </w:pPr>
           <w:hyperlink w:anchor="_heading=">
@@ -1890,9 +2061,9 @@
                 <w:vertAlign w:val="baseline"/>
                 <w:rtl w:val="0"/>
               </w:rPr>
-              <w:t xml:space="preserve">4.2 Problem Parser</w:t>
+              <w:t xml:space="preserve">4.4 Cross-Component Latency</w:t>
               <w:tab/>
-              <w:t xml:space="preserve">10</w:t>
+              <w:t xml:space="preserve">12</w:t>
             </w:r>
           </w:hyperlink>
           <w:r>
@@ -1904,96 +2075,23 @@
         <w:p>
           <w:pPr>
             <w:tabs>
-              <w:tab w:val="right" w:leader="none" w:pos="12000"/>
-            </w:tabs>
-            <w:spacing w:before="60" w:lineRule="auto"/>
-            <w:ind w:left="360" w:firstLine="0"/>
-            <w:rPr>
-              <w:color w:val="000000"/>
-              <w:u w:val="none"/>
-            </w:rPr>
-          </w:pPr>
-          <w:hyperlink w:anchor="_heading=">
-            <w:r>
-              <w:rPr>
-                <w:rFonts w:ascii="Times New Roman" w:cs="Times New Roman" w:eastAsia="Times New Roman" w:hAnsi="Times New Roman"/>
-                <w:b w:val="0"/>
-                <w:bCs w:val="0"/>
-                <w:i w:val="0"/>
-                <w:iCs w:val="0"/>
-                <w:smallCaps w:val="0"/>
-                <w:strike w:val="0"/>
-                <w:color w:val="000000"/>
-                <w:sz w:val="20"/>
-                <w:szCs w:val="20"/>
-                <w:u w:val="none"/>
-                <w:shd w:fill="auto" w:val="clear"/>
-                <w:vertAlign w:val="baseline"/>
-                <w:rtl w:val="0"/>
-              </w:rPr>
-              <w:t xml:space="preserve">4.3 Question Generator</w:t>
-              <w:tab/>
-              <w:t xml:space="preserve">10</w:t>
-            </w:r>
-          </w:hyperlink>
-          <w:r>
-            <w:rPr>
-              <w:rtl w:val="0"/>
-            </w:rPr>
-          </w:r>
-        </w:p>
-        <w:p>
-          <w:pPr>
-            <w:tabs>
-              <w:tab w:val="right" w:leader="none" w:pos="12000"/>
-            </w:tabs>
-            <w:spacing w:before="60" w:lineRule="auto"/>
-            <w:ind w:left="360" w:firstLine="0"/>
-            <w:rPr>
-              <w:color w:val="000000"/>
-              <w:u w:val="none"/>
-            </w:rPr>
-          </w:pPr>
-          <w:hyperlink w:anchor="_heading=">
-            <w:r>
-              <w:rPr>
-                <w:rFonts w:ascii="Times New Roman" w:cs="Times New Roman" w:eastAsia="Times New Roman" w:hAnsi="Times New Roman"/>
-                <w:b w:val="0"/>
-                <w:bCs w:val="0"/>
-                <w:i w:val="0"/>
-                <w:iCs w:val="0"/>
-                <w:smallCaps w:val="0"/>
-                <w:strike w:val="0"/>
-                <w:color w:val="000000"/>
-                <w:sz w:val="20"/>
-                <w:szCs w:val="20"/>
-                <w:u w:val="none"/>
-                <w:shd w:fill="auto" w:val="clear"/>
-                <w:vertAlign w:val="baseline"/>
-                <w:rtl w:val="0"/>
-              </w:rPr>
-              <w:t xml:space="preserve">4.4 Cross-Component Latency</w:t>
-              <w:tab/>
-              <w:t xml:space="preserve">12</w:t>
-            </w:r>
-          </w:hyperlink>
-          <w:r>
-            <w:rPr>
-              <w:rtl w:val="0"/>
-            </w:rPr>
-          </w:r>
-        </w:p>
-        <w:p>
-          <w:pPr>
-            <w:tabs>
-              <w:tab w:val="right" w:leader="none" w:pos="12000"/>
+              <w:tab w:val="right" w:leader="dot" w:pos="12000"/>
             </w:tabs>
             <w:spacing w:before="60" w:lineRule="auto"/>
             <w:rPr>
+              <w:rFonts w:ascii="Arial" w:cs="Arial" w:eastAsia="Arial" w:hAnsi="Arial"/>
               <w:b w:val="1"/>
               <w:bCs w:val="1"/>
+              <w:i w:val="0"/>
+              <w:iCs w:val="0"/>
+              <w:smallCaps w:val="0"/>
+              <w:strike w:val="0"/>
               <w:color w:val="000000"/>
+              <w:sz w:val="22"/>
+              <w:szCs w:val="22"/>
               <w:u w:val="none"/>
+              <w:shd w:fill="auto" w:val="clear"/>
+              <w:vertAlign w:val="baseline"/>
             </w:rPr>
           </w:pPr>
           <w:hyperlink w:anchor="_heading=h.p2gvmckmt2pv">
@@ -2016,7 +2114,162 @@
               </w:rPr>
               <w:t xml:space="preserve">5. Conclusion</w:t>
               <w:tab/>
+              <w:t xml:space="preserve">12</w:t>
+            </w:r>
+          </w:hyperlink>
+          <w:r>
+            <w:rPr>
+              <w:rtl w:val="0"/>
+            </w:rPr>
+          </w:r>
+        </w:p>
+        <w:p>
+          <w:pPr>
+            <w:tabs>
+              <w:tab w:val="right" w:leader="dot" w:pos="12000"/>
+            </w:tabs>
+            <w:spacing w:before="60" w:lineRule="auto"/>
+            <w:rPr>
+              <w:rFonts w:ascii="Arial" w:cs="Arial" w:eastAsia="Arial" w:hAnsi="Arial"/>
+              <w:b w:val="1"/>
+              <w:bCs w:val="1"/>
+              <w:i w:val="0"/>
+              <w:iCs w:val="0"/>
+              <w:smallCaps w:val="0"/>
+              <w:strike w:val="0"/>
+              <w:color w:val="000000"/>
+              <w:sz w:val="22"/>
+              <w:szCs w:val="22"/>
+              <w:u w:val="none"/>
+              <w:shd w:fill="auto" w:val="clear"/>
+              <w:vertAlign w:val="baseline"/>
+            </w:rPr>
+          </w:pPr>
+          <w:hyperlink w:anchor="_heading=h.r6ski3q3da88">
+            <w:r>
+              <w:rPr>
+                <w:rFonts w:ascii="Arial" w:cs="Arial" w:eastAsia="Arial" w:hAnsi="Arial"/>
+                <w:b w:val="1"/>
+                <w:bCs w:val="1"/>
+                <w:i w:val="0"/>
+                <w:iCs w:val="0"/>
+                <w:smallCaps w:val="0"/>
+                <w:strike w:val="0"/>
+                <w:color w:val="000000"/>
+                <w:sz w:val="22"/>
+                <w:szCs w:val="22"/>
+                <w:u w:val="none"/>
+                <w:shd w:fill="auto" w:val="clear"/>
+                <w:vertAlign w:val="baseline"/>
+                <w:rtl w:val="0"/>
+              </w:rPr>
+              <w:t xml:space="preserve">5. Appendix</w:t>
+              <w:tab/>
               <w:t xml:space="preserve">13</w:t>
+            </w:r>
+          </w:hyperlink>
+          <w:r>
+            <w:rPr>
+              <w:rtl w:val="0"/>
+            </w:rPr>
+          </w:r>
+        </w:p>
+        <w:p>
+          <w:pPr>
+            <w:tabs>
+              <w:tab w:val="right" w:leader="dot" w:pos="12000"/>
+            </w:tabs>
+            <w:spacing w:before="60" w:lineRule="auto"/>
+            <w:ind w:left="360" w:firstLine="0"/>
+            <w:rPr>
+              <w:rFonts w:ascii="Arial" w:cs="Arial" w:eastAsia="Arial" w:hAnsi="Arial"/>
+              <w:b w:val="0"/>
+              <w:bCs w:val="0"/>
+              <w:i w:val="0"/>
+              <w:iCs w:val="0"/>
+              <w:smallCaps w:val="0"/>
+              <w:strike w:val="0"/>
+              <w:color w:val="000000"/>
+              <w:sz w:val="22"/>
+              <w:szCs w:val="22"/>
+              <w:u w:val="none"/>
+              <w:shd w:fill="auto" w:val="clear"/>
+              <w:vertAlign w:val="baseline"/>
+            </w:rPr>
+          </w:pPr>
+          <w:hyperlink w:anchor="_heading=h.lrp7t3ws50i9">
+            <w:r>
+              <w:rPr>
+                <w:rFonts w:ascii="Arial" w:cs="Arial" w:eastAsia="Arial" w:hAnsi="Arial"/>
+                <w:b w:val="0"/>
+                <w:bCs w:val="0"/>
+                <w:i w:val="0"/>
+                <w:iCs w:val="0"/>
+                <w:smallCaps w:val="0"/>
+                <w:strike w:val="0"/>
+                <w:color w:val="000000"/>
+                <w:sz w:val="22"/>
+                <w:szCs w:val="22"/>
+                <w:u w:val="none"/>
+                <w:shd w:fill="auto" w:val="clear"/>
+                <w:vertAlign w:val="baseline"/>
+                <w:rtl w:val="0"/>
+              </w:rPr>
+              <w:t xml:space="preserve">5.1 Rubric Classifier - GPT-4o</w:t>
+              <w:tab/>
+              <w:t xml:space="preserve">13</w:t>
+            </w:r>
+          </w:hyperlink>
+          <w:r>
+            <w:rPr>
+              <w:rtl w:val="0"/>
+            </w:rPr>
+          </w:r>
+        </w:p>
+        <w:p>
+          <w:pPr>
+            <w:tabs>
+              <w:tab w:val="right" w:leader="dot" w:pos="12000"/>
+            </w:tabs>
+            <w:spacing w:before="60" w:lineRule="auto"/>
+            <w:ind w:left="360" w:firstLine="0"/>
+            <w:rPr>
+              <w:rFonts w:ascii="Arial" w:cs="Arial" w:eastAsia="Arial" w:hAnsi="Arial"/>
+              <w:b w:val="0"/>
+              <w:bCs w:val="0"/>
+              <w:i w:val="0"/>
+              <w:iCs w:val="0"/>
+              <w:smallCaps w:val="0"/>
+              <w:strike w:val="0"/>
+              <w:color w:val="000000"/>
+              <w:sz w:val="22"/>
+              <w:szCs w:val="22"/>
+              <w:u w:val="none"/>
+              <w:shd w:fill="auto" w:val="clear"/>
+              <w:vertAlign w:val="baseline"/>
+            </w:rPr>
+          </w:pPr>
+          <w:hyperlink w:anchor="_heading=h.blk91g47d81e">
+            <w:r>
+              <w:rPr>
+                <w:rFonts w:ascii="Arial" w:cs="Arial" w:eastAsia="Arial" w:hAnsi="Arial"/>
+                <w:b w:val="0"/>
+                <w:bCs w:val="0"/>
+                <w:i w:val="0"/>
+                <w:iCs w:val="0"/>
+                <w:smallCaps w:val="0"/>
+                <w:strike w:val="0"/>
+                <w:color w:val="000000"/>
+                <w:sz w:val="22"/>
+                <w:szCs w:val="22"/>
+                <w:u w:val="none"/>
+                <w:shd w:fill="auto" w:val="clear"/>
+                <w:vertAlign w:val="baseline"/>
+                <w:rtl w:val="0"/>
+              </w:rPr>
+              <w:t xml:space="preserve">5.2 QA Generator - GPT-4o</w:t>
+              <w:tab/>
+              <w:t xml:space="preserve">15</w:t>
             </w:r>
           </w:hyperlink>
           <w:r>
@@ -4581,6 +4834,83 @@
       <w:pPr>
         <w:widowControl w:val="1"/>
         <w:spacing w:after="180" w:before="180" w:lineRule="auto"/>
+        <w:jc w:val="center"/>
+        <w:rPr>
+          <w:rFonts w:ascii="Aptos" w:cs="Aptos" w:eastAsia="Aptos" w:hAnsi="Aptos"/>
+          <w:sz w:val="22"/>
+          <w:szCs w:val="22"/>
+        </w:rPr>
+      </w:pPr>
+      <w:r>
+        <w:rPr>
+          <w:rFonts w:ascii="Aptos" w:cs="Aptos" w:eastAsia="Aptos" w:hAnsi="Aptos"/>
+          <w:sz w:val="22"/>
+          <w:szCs w:val="22"/>
+        </w:rPr>
+        <w:drawing>
+          <wp:inline distB="114300" distT="114300" distL="114300" distR="114300">
+            <wp:extent cx="5114941" cy="4808919"/>
+            <wp:effectExtent b="0" l="0" r="0" t="0"/>
+            <wp:docPr id="11" name="image9.png"/>
+            <a:graphic>
+              <a:graphicData uri="http://schemas.openxmlformats.org/drawingml/2006/picture">
+                <pic:pic>
+                  <pic:nvPicPr>
+                    <pic:cNvPr id="0" name="image9.png"/>
+                    <pic:cNvPicPr preferRelativeResize="0"/>
+                  </pic:nvPicPr>
+                  <pic:blipFill>
+                    <a:blip r:embed="rId9"/>
+                    <a:srcRect b="0" l="0" r="0" t="0"/>
+                    <a:stretch>
+                      <a:fillRect/>
+                    </a:stretch>
+                  </pic:blipFill>
+                  <pic:spPr>
+                    <a:xfrm>
+                      <a:off x="0" y="0"/>
+                      <a:ext cx="5114941" cy="4808919"/>
+                    </a:xfrm>
+                    <a:prstGeom prst="rect"/>
+                    <a:ln/>
+                  </pic:spPr>
+                </pic:pic>
+              </a:graphicData>
+            </a:graphic>
+          </wp:inline>
+        </w:drawing>
+      </w:r>
+      <w:r>
+        <w:rPr>
+          <w:rtl w:val="0"/>
+        </w:rPr>
+      </w:r>
+    </w:p>
+    <w:p>
+      <w:pPr>
+        <w:widowControl w:val="1"/>
+        <w:spacing w:after="180" w:before="180" w:lineRule="auto"/>
+        <w:jc w:val="center"/>
+        <w:rPr>
+          <w:rFonts w:ascii="Aptos" w:cs="Aptos" w:eastAsia="Aptos" w:hAnsi="Aptos"/>
+          <w:sz w:val="22"/>
+          <w:szCs w:val="22"/>
+        </w:rPr>
+      </w:pPr>
+      <w:r>
+        <w:rPr>
+          <w:rFonts w:ascii="Aptos" w:cs="Aptos" w:eastAsia="Aptos" w:hAnsi="Aptos"/>
+          <w:sz w:val="22"/>
+          <w:szCs w:val="22"/>
+          <w:rtl w:val="0"/>
+        </w:rPr>
+        <w:t xml:space="preserve">Rubric_classifier_benchmark.json (Example)</w:t>
+      </w:r>
+    </w:p>
+    <w:p>
+      <w:pPr>
+        <w:widowControl w:val="1"/>
+        <w:spacing w:after="180" w:before="180" w:lineRule="auto"/>
         <w:rPr>
           <w:rFonts w:ascii="Aptos" w:cs="Aptos" w:eastAsia="Aptos" w:hAnsi="Aptos"/>
           <w:sz w:val="22"/>
@@ -4606,6 +4936,88 @@
           <w:rtl w:val="0"/>
         </w:rPr>
         <w:t xml:space="preserve">. A programmatically generated PDF using PyMuPDF simulating a Vietnamese math exam page (“DE KIEM TRA TOAN LOP 5”) containing three questions across different section types (multiple-choice, fill-in, open-ended) and one vector-drawn circle illustration. Ground truth includes three expected questions with known stems, answer keys, and choice structures.</w:t>
+      </w:r>
+    </w:p>
+    <w:p>
+      <w:pPr>
+        <w:widowControl w:val="1"/>
+        <w:spacing w:after="180" w:before="180" w:lineRule="auto"/>
+        <w:jc w:val="center"/>
+        <w:rPr>
+          <w:rFonts w:ascii="Aptos" w:cs="Aptos" w:eastAsia="Aptos" w:hAnsi="Aptos"/>
+          <w:sz w:val="22"/>
+          <w:szCs w:val="22"/>
+        </w:rPr>
+      </w:pPr>
+      <w:r>
+        <w:rPr>
+          <w:rFonts w:ascii="Aptos" w:cs="Aptos" w:eastAsia="Aptos" w:hAnsi="Aptos"/>
+          <w:sz w:val="22"/>
+          <w:szCs w:val="22"/>
+        </w:rPr>
+        <w:drawing>
+          <wp:inline distB="114300" distT="114300" distL="114300" distR="114300">
+            <wp:extent cx="5943600" cy="5956300"/>
+            <wp:effectExtent b="25400" l="25400" r="25400" t="25400"/>
+            <wp:docPr id="12" name="image11.png"/>
+            <a:graphic>
+              <a:graphicData uri="http://schemas.openxmlformats.org/drawingml/2006/picture">
+                <pic:pic>
+                  <pic:nvPicPr>
+                    <pic:cNvPr id="0" name="image11.png"/>
+                    <pic:cNvPicPr preferRelativeResize="0"/>
+                  </pic:nvPicPr>
+                  <pic:blipFill>
+                    <a:blip r:embed="rId10"/>
+                    <a:srcRect b="0" l="0" r="0" t="0"/>
+                    <a:stretch>
+                      <a:fillRect/>
+                    </a:stretch>
+                  </pic:blipFill>
+                  <pic:spPr>
+                    <a:xfrm>
+                      <a:off x="0" y="0"/>
+                      <a:ext cx="5943600" cy="5956300"/>
+                    </a:xfrm>
+                    <a:prstGeom prst="rect"/>
+                    <a:ln w="25400">
+                      <a:solidFill>
+                        <a:srgbClr val="000000"/>
+                      </a:solidFill>
+                      <a:prstDash val="solid"/>
+                    </a:ln>
+                  </pic:spPr>
+                </pic:pic>
+              </a:graphicData>
+            </a:graphic>
+          </wp:inline>
+        </w:drawing>
+      </w:r>
+      <w:r>
+        <w:rPr>
+          <w:rtl w:val="0"/>
+        </w:rPr>
+      </w:r>
+    </w:p>
+    <w:p>
+      <w:pPr>
+        <w:widowControl w:val="1"/>
+        <w:spacing w:after="180" w:before="180" w:lineRule="auto"/>
+        <w:jc w:val="center"/>
+        <w:rPr>
+          <w:rFonts w:ascii="Aptos" w:cs="Aptos" w:eastAsia="Aptos" w:hAnsi="Aptos"/>
+          <w:sz w:val="22"/>
+          <w:szCs w:val="22"/>
+        </w:rPr>
+      </w:pPr>
+      <w:r>
+        <w:rPr>
+          <w:rFonts w:ascii="Aptos" w:cs="Aptos" w:eastAsia="Aptos" w:hAnsi="Aptos"/>
+          <w:sz w:val="22"/>
+          <w:szCs w:val="22"/>
+          <w:rtl w:val="0"/>
+        </w:rPr>
+        <w:t xml:space="preserve">Parser_pdf_source.pdf (Example)</w:t>
       </w:r>
     </w:p>
     <w:p>
@@ -4660,7 +5072,7 @@
     <w:sdt>
       <w:sdtPr>
         <w:lock w:val="contentLocked"/>
-        <w:id w:val="-136348291"/>
+        <w:id w:val="761867368"/>
         <w:tag w:val="goog_rdk_0"/>
       </w:sdtPr>
       <w:sdtContent>
@@ -5718,16 +6130,16 @@
           <wp:inline distB="114300" distT="114300" distL="114300" distR="114300">
             <wp:extent cx="5505450" cy="1418122"/>
             <wp:effectExtent b="0" l="0" r="0" t="0"/>
-            <wp:docPr id="1" name="image1.png"/>
+            <wp:docPr id="2" name="image7.png"/>
             <a:graphic>
               <a:graphicData uri="http://schemas.openxmlformats.org/drawingml/2006/picture">
                 <pic:pic>
                   <pic:nvPicPr>
-                    <pic:cNvPr id="0" name="image1.png"/>
+                    <pic:cNvPr id="0" name="image7.png"/>
                     <pic:cNvPicPr preferRelativeResize="0"/>
                   </pic:nvPicPr>
                   <pic:blipFill>
-                    <a:blip r:embed="rId9"/>
+                    <a:blip r:embed="rId11"/>
                     <a:srcRect b="7405" l="0" r="0" t="6968"/>
                     <a:stretch>
                       <a:fillRect/>
@@ -5806,7 +6218,7 @@
           <wp:inline distB="114300" distT="114300" distL="114300" distR="114300">
             <wp:extent cx="5943600" cy="1549400"/>
             <wp:effectExtent b="0" l="0" r="0" t="0"/>
-            <wp:docPr id="3" name="image3.png"/>
+            <wp:docPr id="4" name="image3.png"/>
             <a:graphic>
               <a:graphicData uri="http://schemas.openxmlformats.org/drawingml/2006/picture">
                 <pic:pic>
@@ -5815,7 +6227,7 @@
                     <pic:cNvPicPr preferRelativeResize="0"/>
                   </pic:nvPicPr>
                   <pic:blipFill>
-                    <a:blip r:embed="rId10"/>
+                    <a:blip r:embed="rId12"/>
                     <a:srcRect b="0" l="0" r="0" t="0"/>
                     <a:stretch>
                       <a:fillRect/>
@@ -5880,16 +6292,16 @@
           <wp:inline distB="0" distT="0" distL="114300" distR="114300">
             <wp:extent cx="5091092" cy="3818319"/>
             <wp:effectExtent b="0" l="0" r="0" t="0"/>
-            <wp:docPr descr="Confusion matrix for the Rubric Classifier across four Bloom’s levels" id="2" name="image2.png"/>
+            <wp:docPr descr="Confusion matrix for the Rubric Classifier across four Bloom’s levels" id="3" name="image12.png"/>
             <a:graphic>
               <a:graphicData uri="http://schemas.openxmlformats.org/drawingml/2006/picture">
                 <pic:pic>
                   <pic:nvPicPr>
-                    <pic:cNvPr descr="Confusion matrix for the Rubric Classifier across four Bloom’s levels" id="0" name="image2.png"/>
+                    <pic:cNvPr descr="Confusion matrix for the Rubric Classifier across four Bloom’s levels" id="0" name="image12.png"/>
                     <pic:cNvPicPr preferRelativeResize="0"/>
                   </pic:nvPicPr>
                   <pic:blipFill>
-                    <a:blip r:embed="rId11"/>
+                    <a:blip r:embed="rId13"/>
                     <a:srcRect b="0" l="0" r="0" t="0"/>
                     <a:stretch>
                       <a:fillRect/>
@@ -5985,16 +6397,16 @@
           <wp:inline distB="0" distT="0" distL="114300" distR="114300">
             <wp:extent cx="4286390" cy="2674965"/>
             <wp:effectExtent b="0" l="0" r="0" t="0"/>
-            <wp:docPr descr="F1-Score by Bloom’s level" id="5" name="image5.png"/>
+            <wp:docPr descr="F1-Score by Bloom’s level" id="6" name="image4.png"/>
             <a:graphic>
               <a:graphicData uri="http://schemas.openxmlformats.org/drawingml/2006/picture">
                 <pic:pic>
                   <pic:nvPicPr>
-                    <pic:cNvPr descr="F1-Score by Bloom’s level" id="0" name="image5.png"/>
+                    <pic:cNvPr descr="F1-Score by Bloom’s level" id="0" name="image4.png"/>
                     <pic:cNvPicPr preferRelativeResize="0"/>
                   </pic:nvPicPr>
                   <pic:blipFill>
-                    <a:blip r:embed="rId12"/>
+                    <a:blip r:embed="rId14"/>
                     <a:srcRect b="0" l="0" r="0" t="0"/>
                     <a:stretch>
                       <a:fillRect/>
@@ -6195,16 +6607,16 @@
           <wp:inline distB="114300" distT="114300" distL="114300" distR="114300">
             <wp:extent cx="5943600" cy="1308100"/>
             <wp:effectExtent b="0" l="0" r="0" t="0"/>
-            <wp:docPr id="4" name="image4.png"/>
+            <wp:docPr id="5" name="image6.png"/>
             <a:graphic>
               <a:graphicData uri="http://schemas.openxmlformats.org/drawingml/2006/picture">
                 <pic:pic>
                   <pic:nvPicPr>
-                    <pic:cNvPr id="0" name="image4.png"/>
+                    <pic:cNvPr id="0" name="image6.png"/>
                     <pic:cNvPicPr preferRelativeResize="0"/>
                   </pic:nvPicPr>
                   <pic:blipFill>
-                    <a:blip r:embed="rId13"/>
+                    <a:blip r:embed="rId15"/>
                     <a:srcRect b="0" l="0" r="0" t="0"/>
                     <a:stretch>
                       <a:fillRect/>
@@ -6331,16 +6743,16 @@
           <wp:inline distB="114300" distT="114300" distL="114300" distR="114300">
             <wp:extent cx="5943600" cy="1282700"/>
             <wp:effectExtent b="0" l="0" r="0" t="0"/>
-            <wp:docPr id="7" name="image7.png"/>
+            <wp:docPr id="8" name="image8.png"/>
             <a:graphic>
               <a:graphicData uri="http://schemas.openxmlformats.org/drawingml/2006/picture">
                 <pic:pic>
                   <pic:nvPicPr>
-                    <pic:cNvPr id="0" name="image7.png"/>
+                    <pic:cNvPr id="0" name="image8.png"/>
                     <pic:cNvPicPr preferRelativeResize="0"/>
                   </pic:nvPicPr>
                   <pic:blipFill>
-                    <a:blip r:embed="rId14"/>
+                    <a:blip r:embed="rId16"/>
                     <a:srcRect b="0" l="0" r="0" t="0"/>
                     <a:stretch>
                       <a:fillRect/>
@@ -6497,7 +6909,7 @@
     <w:sdt>
       <w:sdtPr>
         <w:lock w:val="contentLocked"/>
-        <w:id w:val="35079871"/>
+        <w:id w:val="83795763"/>
         <w:tag w:val="goog_rdk_1"/>
       </w:sdtPr>
       <w:sdtContent>
@@ -7157,16 +7569,16 @@
           <wp:inline distB="0" distT="0" distL="114300" distR="114300">
             <wp:extent cx="5334000" cy="2667000"/>
             <wp:effectExtent b="0" l="0" r="0" t="0"/>
-            <wp:docPr descr="Structural validity by topic" id="6" name="image6.png"/>
+            <wp:docPr descr="Structural validity by topic" id="7" name="image1.png"/>
             <a:graphic>
               <a:graphicData uri="http://schemas.openxmlformats.org/drawingml/2006/picture">
                 <pic:pic>
                   <pic:nvPicPr>
-                    <pic:cNvPr descr="Structural validity by topic" id="0" name="image6.png"/>
+                    <pic:cNvPr descr="Structural validity by topic" id="0" name="image1.png"/>
                     <pic:cNvPicPr preferRelativeResize="0"/>
                   </pic:nvPicPr>
                   <pic:blipFill>
-                    <a:blip r:embed="rId15"/>
+                    <a:blip r:embed="rId17"/>
                     <a:srcRect b="0" l="0" r="0" t="0"/>
                     <a:stretch>
                       <a:fillRect/>
@@ -7261,16 +7673,16 @@
           <wp:inline distB="0" distT="0" distL="114300" distR="114300">
             <wp:extent cx="5334000" cy="3810000"/>
             <wp:effectExtent b="0" l="0" r="0" t="0"/>
-            <wp:docPr descr="LLM Judge scores" id="9" name="image9.png"/>
+            <wp:docPr descr="LLM Judge scores" id="10" name="image5.png"/>
             <a:graphic>
               <a:graphicData uri="http://schemas.openxmlformats.org/drawingml/2006/picture">
                 <pic:pic>
                   <pic:nvPicPr>
-                    <pic:cNvPr descr="LLM Judge scores" id="0" name="image9.png"/>
+                    <pic:cNvPr descr="LLM Judge scores" id="0" name="image5.png"/>
                     <pic:cNvPicPr preferRelativeResize="0"/>
                   </pic:nvPicPr>
                   <pic:blipFill>
-                    <a:blip r:embed="rId16"/>
+                    <a:blip r:embed="rId18"/>
                     <a:srcRect b="0" l="0" r="0" t="0"/>
                     <a:stretch>
                       <a:fillRect/>
@@ -7363,17 +7775,24 @@
           <w:szCs w:val="22"/>
         </w:rPr>
       </w:pPr>
+      <w:bookmarkStart w:colFirst="0" w:colLast="0" w:name="_heading=h.s53nzfd2pc8h" w:id="5"/>
+      <w:bookmarkEnd w:id="5"/>
       <w:r>
         <w:rPr>
           <w:rFonts w:ascii="Aptos" w:cs="Aptos" w:eastAsia="Aptos" w:hAnsi="Aptos"/>
           <w:i w:val="0"/>
           <w:iCs w:val="0"/>
           <w:color w:val="0f4761"/>
-          <w:sz w:val="22"/>
-          <w:szCs w:val="22"/>
-          <w:rtl w:val="0"/>
-        </w:rPr>
-        <w:t xml:space="preserve">4.4 Cross-Component Latency</w:t>
+          <w:sz w:val="28"/>
+          <w:szCs w:val="28"/>
+          <w:rtl w:val="0"/>
+        </w:rPr>
+        <w:t xml:space="preserve">4.3 Latency</w:t>
+      </w:r>
+      <w:r>
+        <w:rPr>
+          <w:rtl w:val="0"/>
+        </w:rPr>
       </w:r>
     </w:p>
     <w:p>
@@ -7420,16 +7839,16 @@
           <wp:inline distB="0" distT="0" distL="114300" distR="114300">
             <wp:extent cx="5334000" cy="3333750"/>
             <wp:effectExtent b="0" l="0" r="0" t="0"/>
-            <wp:docPr descr="Latency comparison" id="8" name="image8.png"/>
+            <wp:docPr descr="Latency comparison" id="9" name="image2.png"/>
             <a:graphic>
               <a:graphicData uri="http://schemas.openxmlformats.org/drawingml/2006/picture">
                 <pic:pic>
                   <pic:nvPicPr>
-                    <pic:cNvPr descr="Latency comparison" id="0" name="image8.png"/>
+                    <pic:cNvPr descr="Latency comparison" id="0" name="image2.png"/>
                     <pic:cNvPicPr preferRelativeResize="0"/>
                   </pic:nvPicPr>
                   <pic:blipFill>
-                    <a:blip r:embed="rId17"/>
+                    <a:blip r:embed="rId19"/>
                     <a:srcRect b="0" l="0" r="0" t="0"/>
                     <a:stretch>
                       <a:fillRect/>
@@ -7490,18 +7909,14 @@
     <w:p>
       <w:pPr>
         <w:widowControl w:val="1"/>
-        <w:spacing w:after="200" w:lineRule="auto"/>
-        <w:rPr>
-          <w:rFonts w:ascii="Aptos" w:cs="Aptos" w:eastAsia="Aptos" w:hAnsi="Aptos"/>
-          <w:sz w:val="24"/>
-          <w:szCs w:val="24"/>
-        </w:rPr>
-      </w:pPr>
-      <w:r>
-        <w:pict>
-          <v:rect style="width:0.0pt;height:1.5pt" o:hr="t" o:hrstd="t" o:hralign="center" fillcolor="#A0A0A0" stroked="f"/>
-        </w:pict>
-      </w:r>
+        <w:spacing w:after="180" w:before="180" w:lineRule="auto"/>
+        <w:jc w:val="left"/>
+        <w:rPr>
+          <w:rFonts w:ascii="Aptos" w:cs="Aptos" w:eastAsia="Aptos" w:hAnsi="Aptos"/>
+          <w:sz w:val="22"/>
+          <w:szCs w:val="22"/>
+        </w:rPr>
+      </w:pPr>
       <w:r>
         <w:rPr>
           <w:rtl w:val="0"/>
@@ -7523,8 +7938,8 @@
           <w:szCs w:val="32"/>
         </w:rPr>
       </w:pPr>
-      <w:bookmarkStart w:colFirst="0" w:colLast="0" w:name="_heading=h.p2gvmckmt2pv" w:id="5"/>
-      <w:bookmarkEnd w:id="5"/>
+      <w:bookmarkStart w:colFirst="0" w:colLast="0" w:name="_heading=h.gboukvvmt8i5" w:id="6"/>
+      <w:bookmarkEnd w:id="6"/>
       <w:r>
         <w:rPr>
           <w:rFonts w:ascii="Play" w:cs="Play" w:eastAsia="Play" w:hAnsi="Play"/>
@@ -7535,127 +7950,297 @@
           <w:szCs w:val="32"/>
           <w:rtl w:val="0"/>
         </w:rPr>
-        <w:t xml:space="preserve">5. Conclusion</w:t>
+        <w:t xml:space="preserve">5. Qualitative Analysis</w:t>
       </w:r>
     </w:p>
     <w:p>
       <w:pPr>
         <w:widowControl w:val="1"/>
-        <w:spacing w:after="180" w:before="180" w:lineRule="auto"/>
-        <w:rPr>
-          <w:rFonts w:ascii="Aptos" w:cs="Aptos" w:eastAsia="Aptos" w:hAnsi="Aptos"/>
-          <w:sz w:val="22"/>
-          <w:szCs w:val="22"/>
-        </w:rPr>
-      </w:pPr>
-      <w:r>
-        <w:rPr>
-          <w:rFonts w:ascii="Aptos" w:cs="Aptos" w:eastAsia="Aptos" w:hAnsi="Aptos"/>
-          <w:sz w:val="22"/>
-          <w:szCs w:val="22"/>
-          <w:rtl w:val="0"/>
-        </w:rPr>
-        <w:t xml:space="preserve">This evaluation assessed three core AI components using custom benchmark datasets representative of the Vietnamese primary-school mathematics domain.</w:t>
+        <w:spacing w:after="200" w:lineRule="auto"/>
+        <w:rPr>
+          <w:rFonts w:ascii="Aptos" w:cs="Aptos" w:eastAsia="Aptos" w:hAnsi="Aptos"/>
+          <w:sz w:val="24"/>
+          <w:szCs w:val="24"/>
+        </w:rPr>
+      </w:pPr>
+      <w:r>
+        <w:rPr>
+          <w:rFonts w:ascii="Aptos" w:cs="Aptos" w:eastAsia="Aptos" w:hAnsi="Aptos"/>
+          <w:b w:val="1"/>
+          <w:bCs w:val="1"/>
+          <w:sz w:val="24"/>
+          <w:szCs w:val="24"/>
+          <w:rtl w:val="0"/>
+        </w:rPr>
+        <w:t xml:space="preserve">Parser visual artifact.</w:t>
+      </w:r>
+      <w:r>
+        <w:rPr>
+          <w:rFonts w:ascii="Aptos" w:cs="Aptos" w:eastAsia="Aptos" w:hAnsi="Aptos"/>
+          <w:sz w:val="24"/>
+          <w:szCs w:val="24"/>
+          <w:rtl w:val="0"/>
+        </w:rPr>
+        <w:t xml:space="preserve"> Figure 6 compares the generated benchmark PDF page with the structured output returned by parse_problem_sources(). The left side is the input PDF source; the right side summarizes detected questions, answers, choice counts, and raw extracted text.</w:t>
       </w:r>
     </w:p>
     <w:p>
       <w:pPr>
+        <w:rPr/>
+      </w:pPr>
+      <w:r>
+        <w:rPr/>
+        <w:drawing>
+          <wp:inline distB="114300" distT="114300" distL="114300" distR="114300">
+            <wp:extent cx="5943600" cy="3086100"/>
+            <wp:effectExtent b="0" l="0" r="0" t="0"/>
+            <wp:docPr id="1" name="image10.png"/>
+            <a:graphic>
+              <a:graphicData uri="http://schemas.openxmlformats.org/drawingml/2006/picture">
+                <pic:pic>
+                  <pic:nvPicPr>
+                    <pic:cNvPr id="0" name="image10.png"/>
+                    <pic:cNvPicPr preferRelativeResize="0"/>
+                  </pic:nvPicPr>
+                  <pic:blipFill>
+                    <a:blip r:embed="rId20"/>
+                    <a:srcRect b="0" l="0" r="0" t="0"/>
+                    <a:stretch>
+                      <a:fillRect/>
+                    </a:stretch>
+                  </pic:blipFill>
+                  <pic:spPr>
+                    <a:xfrm>
+                      <a:off x="0" y="0"/>
+                      <a:ext cx="5943600" cy="3086100"/>
+                    </a:xfrm>
+                    <a:prstGeom prst="rect"/>
+                    <a:ln/>
+                  </pic:spPr>
+                </pic:pic>
+              </a:graphicData>
+            </a:graphic>
+          </wp:inline>
+        </w:drawing>
+      </w:r>
+      <w:r>
+        <w:rPr>
+          <w:rtl w:val="0"/>
+        </w:rPr>
+      </w:r>
+    </w:p>
+    <w:p>
+      <w:pPr>
         <w:widowControl w:val="1"/>
         <w:spacing w:after="180" w:before="180" w:lineRule="auto"/>
-        <w:rPr>
-          <w:rFonts w:ascii="Aptos" w:cs="Aptos" w:eastAsia="Aptos" w:hAnsi="Aptos"/>
-          <w:sz w:val="22"/>
-          <w:szCs w:val="22"/>
-        </w:rPr>
-      </w:pPr>
-      <w:r>
-        <w:rPr>
-          <w:rFonts w:ascii="Aptos" w:cs="Aptos" w:eastAsia="Aptos" w:hAnsi="Aptos"/>
-          <w:sz w:val="22"/>
-          <w:szCs w:val="22"/>
-          <w:rtl w:val="0"/>
-        </w:rPr>
-        <w:t xml:space="preserve">The Rubric Classifier achieves 77.5% accuracy and 0.774 Macro F1, exceeding the acceptance thresholds of 75% and 0.70. Classification of lower Bloom’s levels is near-perfect (F1 &gt; 0.94), while the van_dung/van_dung_cao boundary remains the primary error source with 6 of 10 advanced questions misclassified downward.</w:t>
+        <w:jc w:val="center"/>
+        <w:rPr>
+          <w:rFonts w:ascii="Aptos" w:cs="Aptos" w:eastAsia="Aptos" w:hAnsi="Aptos"/>
+          <w:sz w:val="22"/>
+          <w:szCs w:val="22"/>
+        </w:rPr>
+      </w:pPr>
+      <w:r>
+        <w:rPr>
+          <w:rFonts w:ascii="Aptos" w:cs="Aptos" w:eastAsia="Aptos" w:hAnsi="Aptos"/>
+          <w:b w:val="1"/>
+          <w:bCs w:val="1"/>
+          <w:sz w:val="22"/>
+          <w:szCs w:val="22"/>
+          <w:rtl w:val="0"/>
+        </w:rPr>
+        <w:t xml:space="preserve">Figure 5.</w:t>
+      </w:r>
+      <w:r>
+        <w:rPr>
+          <w:rFonts w:ascii="Aptos" w:cs="Aptos" w:eastAsia="Aptos" w:hAnsi="Aptos"/>
+          <w:sz w:val="22"/>
+          <w:szCs w:val="22"/>
+          <w:rtl w:val="0"/>
+        </w:rPr>
+        <w:t xml:space="preserve"> Parser Outputs</w:t>
       </w:r>
     </w:p>
     <w:p>
       <w:pPr>
-        <w:widowControl w:val="1"/>
-        <w:spacing w:after="180" w:before="180" w:lineRule="auto"/>
-        <w:rPr>
-          <w:rFonts w:ascii="Aptos" w:cs="Aptos" w:eastAsia="Aptos" w:hAnsi="Aptos"/>
-          <w:sz w:val="22"/>
-          <w:szCs w:val="22"/>
-        </w:rPr>
-      </w:pPr>
-      <w:r>
-        <w:rPr>
-          <w:rFonts w:ascii="Aptos" w:cs="Aptos" w:eastAsia="Aptos" w:hAnsi="Aptos"/>
-          <w:sz w:val="22"/>
-          <w:szCs w:val="22"/>
-          <w:rtl w:val="0"/>
-        </w:rPr>
-        <w:t xml:space="preserve">The Problem Parser achieves 100% question detection and 88.9% field extraction accuracy, exceeding both thresholds. The two-stage pipeline (Gemini 2.5 Pro for OCR, GPT-4.1 for structured parsing) successfully handles mixed-content Vietnamese exam pages including illustration detection.</w:t>
+        <w:rPr/>
+      </w:pPr>
+      <w:r>
+        <w:rPr>
+          <w:rtl w:val="0"/>
+        </w:rPr>
       </w:r>
     </w:p>
     <w:p>
       <w:pPr>
-        <w:widowControl w:val="1"/>
-        <w:spacing w:after="180" w:before="180" w:lineRule="auto"/>
-        <w:rPr>
-          <w:rFonts w:ascii="Aptos" w:cs="Aptos" w:eastAsia="Aptos" w:hAnsi="Aptos"/>
-          <w:sz w:val="22"/>
-          <w:szCs w:val="22"/>
-        </w:rPr>
-      </w:pPr>
-      <w:r>
-        <w:rPr>
-          <w:rFonts w:ascii="Aptos" w:cs="Aptos" w:eastAsia="Aptos" w:hAnsi="Aptos"/>
-          <w:sz w:val="22"/>
-          <w:szCs w:val="22"/>
-          <w:rtl w:val="0"/>
-        </w:rPr>
-        <w:t xml:space="preserve">The QA Generator produces structurally perfect MCQA output (100% valid structure, 100% distractor plausibility) but achieves 76% answer correctness. Errors are concentrated in geometry topics requiring multi-step calculations, where the model occasionally applies formulas incorrectly.</w:t>
+        <w:rPr/>
+      </w:pPr>
+      <w:r>
+        <w:rPr>
+          <w:rtl w:val="0"/>
+        </w:rPr>
       </w:r>
     </w:p>
     <w:p>
       <w:pPr>
         <w:widowControl w:val="1"/>
-        <w:spacing w:after="180" w:before="180" w:lineRule="auto"/>
-        <w:rPr>
-          <w:rFonts w:ascii="Aptos" w:cs="Aptos" w:eastAsia="Aptos" w:hAnsi="Aptos"/>
-          <w:sz w:val="22"/>
-          <w:szCs w:val="22"/>
-        </w:rPr>
-      </w:pPr>
-      <w:r>
-        <w:rPr>
-          <w:rFonts w:ascii="Aptos" w:cs="Aptos" w:eastAsia="Aptos" w:hAnsi="Aptos"/>
-          <w:sz w:val="22"/>
-          <w:szCs w:val="22"/>
-          <w:rtl w:val="0"/>
-        </w:rPr>
-        <w:t xml:space="preserve">Limitations: (1) the Rubric Classifier confuses van_dung and van_dung_cao, reflecting inherent ambiguity at the application/analysis boundary; (2) the QA Generator’s answer correctness drops to 40% for geometry problems involving area formulas; (3) the Problem Parser test document is synthetic - validation with real scanned exams is needed; (4) evaluation datasets are relatively small.</w:t>
+        <w:spacing w:after="200" w:lineRule="auto"/>
+        <w:rPr>
+          <w:rFonts w:ascii="Arial" w:cs="Arial" w:eastAsia="Arial" w:hAnsi="Arial"/>
+          <w:i w:val="1"/>
+          <w:iCs w:val="1"/>
+        </w:rPr>
+      </w:pPr>
+      <w:r>
+        <w:rPr>
+          <w:rFonts w:ascii="Aptos" w:cs="Aptos" w:eastAsia="Aptos" w:hAnsi="Aptos"/>
+          <w:b w:val="1"/>
+          <w:bCs w:val="1"/>
+          <w:sz w:val="24"/>
+          <w:szCs w:val="24"/>
+          <w:rtl w:val="0"/>
+        </w:rPr>
+        <w:t xml:space="preserve">Rubric classifier output:</w:t>
+      </w:r>
+      <w:r>
+        <w:rPr>
+          <w:rtl w:val="0"/>
+        </w:rPr>
+      </w:r>
+    </w:p>
+    <w:sdt>
+      <w:sdtPr>
+        <w:lock w:val="contentLocked"/>
+        <w:id w:val="777571581"/>
+        <w:tag w:val="goog_rdk_2"/>
+      </w:sdtPr>
+      <w:sdtContent>
+        <w:tbl>
+          <w:tblPr>
+            <w:tblStyle w:val="Table5"/>
+            <w:tblW w:w="8640.0" w:type="dxa"/>
+            <w:jc w:val="center"/>
+            <w:tblBorders>
+              <w:top w:color="d0d3d7" w:space="0" w:sz="4" w:val="single"/>
+              <w:left w:color="d0d3d7" w:space="0" w:sz="4" w:val="single"/>
+              <w:bottom w:color="d0d3d7" w:space="0" w:sz="4" w:val="single"/>
+              <w:right w:color="d0d3d7" w:space="0" w:sz="4" w:val="single"/>
+            </w:tblBorders>
+            <w:tblLayout w:type="fixed"/>
+            <w:tblLook w:val="0400"/>
+          </w:tblPr>
+          <w:tblGrid>
+            <w:gridCol w:w="8640"/>
+            <w:tblGridChange w:id="0">
+              <w:tblGrid>
+                <w:gridCol w:w="8640"/>
+              </w:tblGrid>
+            </w:tblGridChange>
+          </w:tblGrid>
+          <w:tr>
+            <w:trPr>
+              <w:cantSplit w:val="0"/>
+              <w:trHeight w:val="1875" w:hRule="atLeast"/>
+              <w:tblHeader w:val="0"/>
+            </w:trPr>
+            <w:tc>
+              <w:tcPr>
+                <w:shd w:fill="f2f3f5" w:val="clear"/>
+              </w:tcPr>
+              <w:p>
+                <w:pPr>
+                  <w:widowControl w:val="1"/>
+                  <w:spacing w:line="360" w:lineRule="auto"/>
+                  <w:jc w:val="both"/>
+                  <w:rPr>
+                    <w:sz w:val="26"/>
+                    <w:szCs w:val="26"/>
+                  </w:rPr>
+                </w:pPr>
+                <w:r>
+                  <w:rPr>
+                    <w:color w:val="1a1a1a"/>
+                    <w:sz w:val="26"/>
+                    <w:szCs w:val="26"/>
+                    <w:rtl w:val="0"/>
+                  </w:rPr>
+                  <w:t xml:space="preserve">Rubric System Output:</w:t>
+                </w:r>
+                <w:r>
+                  <w:rPr>
+                    <w:rtl w:val="0"/>
+                  </w:rPr>
+                </w:r>
+              </w:p>
+              <w:p>
+                <w:pPr>
+                  <w:widowControl w:val="1"/>
+                  <w:shd w:fill="ffffff" w:val="clear"/>
+                  <w:spacing w:line="325.71428571428567" w:lineRule="auto"/>
+                  <w:jc w:val="both"/>
+                  <w:rPr>
+                    <w:color w:val="1a1a1a"/>
+                    <w:sz w:val="26"/>
+                    <w:szCs w:val="26"/>
+                  </w:rPr>
+                </w:pPr>
+                <w:r>
+                  <w:rPr>
+                    <w:rFonts w:ascii="Aptos" w:cs="Aptos" w:eastAsia="Aptos" w:hAnsi="Aptos"/>
+                    <w:sz w:val="24"/>
+                    <w:szCs w:val="24"/>
+                    <w:rtl w:val="0"/>
+                  </w:rPr>
+                  <w:t xml:space="preserve">{"expected": "van_dung_cao", "predicted": "van_dung", "confidence": 0.82, "reasoning": "Borderline multi-step reasoning was treated as ordinary application."}</w:t>
+                </w:r>
+                <w:r>
+                  <w:rPr>
+                    <w:rtl w:val="0"/>
+                  </w:rPr>
+                </w:r>
+              </w:p>
+            </w:tc>
+          </w:tr>
+        </w:tbl>
+      </w:sdtContent>
+    </w:sdt>
+    <w:p>
+      <w:pPr>
+        <w:widowControl w:val="1"/>
+        <w:spacing w:after="200" w:lineRule="auto"/>
+        <w:rPr>
+          <w:rFonts w:ascii="Aptos" w:cs="Aptos" w:eastAsia="Aptos" w:hAnsi="Aptos"/>
+          <w:b w:val="1"/>
+          <w:bCs w:val="1"/>
+          <w:sz w:val="24"/>
+          <w:szCs w:val="24"/>
+        </w:rPr>
+      </w:pPr>
+      <w:r>
+        <w:rPr>
+          <w:rtl w:val="0"/>
+        </w:rPr>
       </w:r>
     </w:p>
     <w:p>
       <w:pPr>
         <w:widowControl w:val="1"/>
-        <w:spacing w:after="180" w:before="180" w:lineRule="auto"/>
-        <w:rPr>
-          <w:rFonts w:ascii="Aptos" w:cs="Aptos" w:eastAsia="Aptos" w:hAnsi="Aptos"/>
-          <w:sz w:val="22"/>
-          <w:szCs w:val="22"/>
-        </w:rPr>
-      </w:pPr>
-      <w:r>
-        <w:rPr>
-          <w:rFonts w:ascii="Aptos" w:cs="Aptos" w:eastAsia="Aptos" w:hAnsi="Aptos"/>
-          <w:sz w:val="22"/>
-          <w:szCs w:val="22"/>
-          <w:rtl w:val="0"/>
-        </w:rPr>
-        <w:t xml:space="preserve">Proposed improvements: (1) augment the Rubric Classifier’s prompt with contrastive examples targeting the van_dung/van_dung_cao distinction; (2) add a post-generation verification step for the QA Generator that re-checks mathematical computations before presenting questions to students; (3) expand datasets to 100+ items per component; (4) conduct human evaluation with practicing teachers.</w:t>
+        <w:spacing w:after="200" w:lineRule="auto"/>
+        <w:rPr>
+          <w:rFonts w:ascii="Aptos" w:cs="Aptos" w:eastAsia="Aptos" w:hAnsi="Aptos"/>
+          <w:sz w:val="24"/>
+          <w:szCs w:val="24"/>
+        </w:rPr>
+      </w:pPr>
+      <w:r>
+        <w:pict>
+          <v:rect style="width:0.0pt;height:1.5pt" o:hr="t" o:hrstd="t" o:hralign="center" fillcolor="#A0A0A0" stroked="f"/>
+        </w:pict>
+      </w:r>
+      <w:r>
+        <w:rPr>
+          <w:rtl w:val="0"/>
+        </w:rPr>
       </w:r>
     </w:p>
     <w:p>
@@ -7673,8 +8258,8 @@
           <w:szCs w:val="32"/>
         </w:rPr>
       </w:pPr>
-      <w:bookmarkStart w:colFirst="0" w:colLast="0" w:name="_heading=h.r6ski3q3da88" w:id="6"/>
-      <w:bookmarkEnd w:id="6"/>
+      <w:bookmarkStart w:colFirst="0" w:colLast="0" w:name="_heading=h.p2gvmckmt2pv" w:id="7"/>
+      <w:bookmarkEnd w:id="7"/>
       <w:r>
         <w:rPr>
           <w:rFonts w:ascii="Play" w:cs="Play" w:eastAsia="Play" w:hAnsi="Play"/>
@@ -7685,7 +8270,157 @@
           <w:szCs w:val="32"/>
           <w:rtl w:val="0"/>
         </w:rPr>
-        <w:t xml:space="preserve">5. Appendix</w:t>
+        <w:t xml:space="preserve">6. Conclusion</w:t>
+      </w:r>
+    </w:p>
+    <w:p>
+      <w:pPr>
+        <w:widowControl w:val="1"/>
+        <w:spacing w:after="180" w:before="180" w:lineRule="auto"/>
+        <w:rPr>
+          <w:rFonts w:ascii="Aptos" w:cs="Aptos" w:eastAsia="Aptos" w:hAnsi="Aptos"/>
+          <w:sz w:val="22"/>
+          <w:szCs w:val="22"/>
+        </w:rPr>
+      </w:pPr>
+      <w:r>
+        <w:rPr>
+          <w:rFonts w:ascii="Aptos" w:cs="Aptos" w:eastAsia="Aptos" w:hAnsi="Aptos"/>
+          <w:sz w:val="22"/>
+          <w:szCs w:val="22"/>
+          <w:rtl w:val="0"/>
+        </w:rPr>
+        <w:t xml:space="preserve">This evaluation assessed three core AI components using custom benchmark datasets representative of the Vietnamese primary-school mathematics domain.</w:t>
+      </w:r>
+    </w:p>
+    <w:p>
+      <w:pPr>
+        <w:widowControl w:val="1"/>
+        <w:spacing w:after="180" w:before="180" w:lineRule="auto"/>
+        <w:rPr>
+          <w:rFonts w:ascii="Aptos" w:cs="Aptos" w:eastAsia="Aptos" w:hAnsi="Aptos"/>
+          <w:sz w:val="22"/>
+          <w:szCs w:val="22"/>
+        </w:rPr>
+      </w:pPr>
+      <w:r>
+        <w:rPr>
+          <w:rFonts w:ascii="Aptos" w:cs="Aptos" w:eastAsia="Aptos" w:hAnsi="Aptos"/>
+          <w:sz w:val="22"/>
+          <w:szCs w:val="22"/>
+          <w:rtl w:val="0"/>
+        </w:rPr>
+        <w:t xml:space="preserve">The Rubric Classifier achieves 77.5% accuracy and 0.774 Macro F1, exceeding the acceptance thresholds of 75% and 0.70. Classification of lower Bloom’s levels is near-perfect (F1 &gt; 0.94), while the van_dung/van_dung_cao boundary remains the primary error source with 6 of 10 advanced questions misclassified downward.</w:t>
+      </w:r>
+    </w:p>
+    <w:p>
+      <w:pPr>
+        <w:widowControl w:val="1"/>
+        <w:spacing w:after="180" w:before="180" w:lineRule="auto"/>
+        <w:rPr>
+          <w:rFonts w:ascii="Aptos" w:cs="Aptos" w:eastAsia="Aptos" w:hAnsi="Aptos"/>
+          <w:sz w:val="22"/>
+          <w:szCs w:val="22"/>
+        </w:rPr>
+      </w:pPr>
+      <w:r>
+        <w:rPr>
+          <w:rFonts w:ascii="Aptos" w:cs="Aptos" w:eastAsia="Aptos" w:hAnsi="Aptos"/>
+          <w:sz w:val="22"/>
+          <w:szCs w:val="22"/>
+          <w:rtl w:val="0"/>
+        </w:rPr>
+        <w:t xml:space="preserve">The Problem Parser achieves 100% question detection and 88.9% field extraction accuracy, exceeding both thresholds. The two-stage pipeline (Gemini 2.5 Pro for OCR, GPT-4.1 for structured parsing) successfully handles mixed-content Vietnamese exam pages including illustration detection.</w:t>
+      </w:r>
+    </w:p>
+    <w:p>
+      <w:pPr>
+        <w:widowControl w:val="1"/>
+        <w:spacing w:after="180" w:before="180" w:lineRule="auto"/>
+        <w:rPr>
+          <w:rFonts w:ascii="Aptos" w:cs="Aptos" w:eastAsia="Aptos" w:hAnsi="Aptos"/>
+          <w:sz w:val="22"/>
+          <w:szCs w:val="22"/>
+        </w:rPr>
+      </w:pPr>
+      <w:r>
+        <w:rPr>
+          <w:rFonts w:ascii="Aptos" w:cs="Aptos" w:eastAsia="Aptos" w:hAnsi="Aptos"/>
+          <w:sz w:val="22"/>
+          <w:szCs w:val="22"/>
+          <w:rtl w:val="0"/>
+        </w:rPr>
+        <w:t xml:space="preserve">The QA Generator produces structurally perfect MCQA output (100% valid structure, 100% distractor plausibility) but achieves 76% answer correctness. Errors are concentrated in geometry topics requiring multi-step calculations, where the model occasionally applies formulas incorrectly.</w:t>
+      </w:r>
+    </w:p>
+    <w:p>
+      <w:pPr>
+        <w:widowControl w:val="1"/>
+        <w:spacing w:after="180" w:before="180" w:lineRule="auto"/>
+        <w:rPr>
+          <w:rFonts w:ascii="Aptos" w:cs="Aptos" w:eastAsia="Aptos" w:hAnsi="Aptos"/>
+          <w:sz w:val="22"/>
+          <w:szCs w:val="22"/>
+        </w:rPr>
+      </w:pPr>
+      <w:r>
+        <w:rPr>
+          <w:rFonts w:ascii="Aptos" w:cs="Aptos" w:eastAsia="Aptos" w:hAnsi="Aptos"/>
+          <w:sz w:val="22"/>
+          <w:szCs w:val="22"/>
+          <w:rtl w:val="0"/>
+        </w:rPr>
+        <w:t xml:space="preserve">Limitations: (1) the Rubric Classifier confuses van_dung and van_dung_cao, reflecting inherent ambiguity at the application/analysis boundary; (2) the QA Generator’s answer correctness drops to 40% for geometry problems involving area formulas; (3) the Problem Parser test document is synthetic - validation with real scanned exams is needed; (4) evaluation datasets are relatively small.</w:t>
+      </w:r>
+    </w:p>
+    <w:p>
+      <w:pPr>
+        <w:widowControl w:val="1"/>
+        <w:spacing w:after="180" w:before="180" w:lineRule="auto"/>
+        <w:rPr>
+          <w:rFonts w:ascii="Aptos" w:cs="Aptos" w:eastAsia="Aptos" w:hAnsi="Aptos"/>
+          <w:sz w:val="22"/>
+          <w:szCs w:val="22"/>
+        </w:rPr>
+      </w:pPr>
+      <w:r>
+        <w:rPr>
+          <w:rFonts w:ascii="Aptos" w:cs="Aptos" w:eastAsia="Aptos" w:hAnsi="Aptos"/>
+          <w:sz w:val="22"/>
+          <w:szCs w:val="22"/>
+          <w:rtl w:val="0"/>
+        </w:rPr>
+        <w:t xml:space="preserve">Proposed improvements: (1) augment the Rubric Classifier’s prompt with contrastive examples targeting the van_dung/van_dung_cao distinction; (2) add a post-generation verification step for the QA Generator that re-checks mathematical computations before presenting questions to students; (3) expand datasets to 100+ items per component; (4) conduct human evaluation with practicing teachers.</w:t>
+      </w:r>
+    </w:p>
+    <w:p>
+      <w:pPr>
+        <w:pStyle w:val="Heading2"/>
+        <w:keepLines w:val="1"/>
+        <w:widowControl w:val="1"/>
+        <w:spacing w:after="80" w:before="160" w:lineRule="auto"/>
+        <w:rPr>
+          <w:rFonts w:ascii="Play" w:cs="Play" w:eastAsia="Play" w:hAnsi="Play"/>
+          <w:b w:val="0"/>
+          <w:bCs w:val="0"/>
+          <w:color w:val="0f4761"/>
+          <w:sz w:val="32"/>
+          <w:szCs w:val="32"/>
+        </w:rPr>
+      </w:pPr>
+      <w:bookmarkStart w:colFirst="0" w:colLast="0" w:name="_heading=h.r6ski3q3da88" w:id="8"/>
+      <w:bookmarkEnd w:id="8"/>
+      <w:r>
+        <w:rPr>
+          <w:rFonts w:ascii="Play" w:cs="Play" w:eastAsia="Play" w:hAnsi="Play"/>
+          <w:b w:val="0"/>
+          <w:bCs w:val="0"/>
+          <w:color w:val="0f4761"/>
+          <w:sz w:val="32"/>
+          <w:szCs w:val="32"/>
+          <w:rtl w:val="0"/>
+        </w:rPr>
+        <w:t xml:space="preserve">7. Appendix</w:t>
       </w:r>
     </w:p>
     <w:p>
@@ -7696,8 +8431,8 @@
         <w:spacing w:after="80" w:before="160" w:lineRule="auto"/>
         <w:rPr/>
       </w:pPr>
-      <w:bookmarkStart w:colFirst="0" w:colLast="0" w:name="_heading=h.lrp7t3ws50i9" w:id="7"/>
-      <w:bookmarkEnd w:id="7"/>
+      <w:bookmarkStart w:colFirst="0" w:colLast="0" w:name="_heading=h.lrp7t3ws50i9" w:id="9"/>
+      <w:bookmarkEnd w:id="9"/>
       <w:r>
         <w:rPr>
           <w:rFonts w:ascii="Aptos" w:cs="Aptos" w:eastAsia="Aptos" w:hAnsi="Aptos"/>
@@ -7708,7 +8443,7 @@
           <w:szCs w:val="22"/>
           <w:rtl w:val="0"/>
         </w:rPr>
-        <w:t xml:space="preserve">5.1 Rubric Classifier - GPT-4o</w:t>
+        <w:t xml:space="preserve">7.1 Rubric Classifier - GPT-4o</w:t>
       </w:r>
       <w:r>
         <w:rPr>
@@ -7718,7 +8453,7 @@
     </w:p>
     <w:tbl>
       <w:tblPr>
-        <w:tblStyle w:val="Table5"/>
+        <w:tblStyle w:val="Table6"/>
         <w:tblW w:w="8640.0" w:type="dxa"/>
         <w:jc w:val="center"/>
         <w:tblBorders>
@@ -9202,8 +9937,8 @@
           <w:szCs w:val="22"/>
         </w:rPr>
       </w:pPr>
-      <w:bookmarkStart w:colFirst="0" w:colLast="0" w:name="_heading=h.blk91g47d81e" w:id="8"/>
-      <w:bookmarkEnd w:id="8"/>
+      <w:bookmarkStart w:colFirst="0" w:colLast="0" w:name="_heading=h.blk91g47d81e" w:id="10"/>
+      <w:bookmarkEnd w:id="10"/>
       <w:r>
         <w:rPr>
           <w:rFonts w:ascii="Aptos" w:cs="Aptos" w:eastAsia="Aptos" w:hAnsi="Aptos"/>
@@ -9214,7 +9949,7 @@
           <w:szCs w:val="22"/>
           <w:rtl w:val="0"/>
         </w:rPr>
-        <w:t xml:space="preserve">5.2 QA Generator - GPT-4o </w:t>
+        <w:t xml:space="preserve">7.2 QA Generator - GPT-4o </w:t>
       </w:r>
     </w:p>
     <w:p>
@@ -9225,8 +9960,8 @@
         <w:spacing w:after="80" w:before="160" w:lineRule="auto"/>
         <w:rPr/>
       </w:pPr>
-      <w:bookmarkStart w:colFirst="0" w:colLast="0" w:name="_heading=h.tdhub1shvspa" w:id="9"/>
-      <w:bookmarkEnd w:id="9"/>
+      <w:bookmarkStart w:colFirst="0" w:colLast="0" w:name="_heading=h.tdhub1shvspa" w:id="11"/>
+      <w:bookmarkEnd w:id="11"/>
       <w:r>
         <w:rPr>
           <w:rtl w:val="0"/>
@@ -9236,13 +9971,13 @@
     <w:sdt>
       <w:sdtPr>
         <w:lock w:val="contentLocked"/>
-        <w:id w:val="2106847679"/>
-        <w:tag w:val="goog_rdk_2"/>
+        <w:id w:val="1706757587"/>
+        <w:tag w:val="goog_rdk_3"/>
       </w:sdtPr>
       <w:sdtContent>
         <w:tbl>
           <w:tblPr>
-            <w:tblStyle w:val="Table6"/>
+            <w:tblStyle w:val="Table7"/>
             <w:tblW w:w="8640.0" w:type="dxa"/>
             <w:jc w:val="center"/>
             <w:tblBorders>
@@ -10182,10 +10917,10 @@
       </w:r>
     </w:p>
     <w:sectPr>
-      <w:headerReference r:id="rId18" w:type="default"/>
-      <w:headerReference r:id="rId19" w:type="first"/>
-      <w:footerReference r:id="rId20" w:type="default"/>
-      <w:footerReference r:id="rId21" w:type="first"/>
+      <w:headerReference r:id="rId21" w:type="default"/>
+      <w:headerReference r:id="rId22" w:type="first"/>
+      <w:footerReference r:id="rId23" w:type="default"/>
+      <w:footerReference r:id="rId24" w:type="first"/>
       <w:type w:val="nextPage"/>
       <w:pgSz w:h="15840" w:w="12240" w:orient="portrait"/>
       <w:pgMar w:bottom="1440" w:top="1440" w:left="1440" w:right="1440" w:header="720" w:footer="720"/>
@@ -10346,7 +11081,7 @@
   </w:p>
   <w:tbl>
     <w:tblPr>
-      <w:tblStyle w:val="Table8"/>
+      <w:tblStyle w:val="Table9"/>
       <w:tblW w:w="9486.0" w:type="dxa"/>
       <w:jc w:val="left"/>
       <w:tblBorders>
@@ -10743,7 +11478,7 @@
   </w:p>
   <w:tbl>
     <w:tblPr>
-      <w:tblStyle w:val="Table7"/>
+      <w:tblStyle w:val="Table8"/>
       <w:tblW w:w="9558.0" w:type="dxa"/>
       <w:jc w:val="left"/>
       <w:tblBorders>
@@ -10821,7 +11556,7 @@
             <w:rPr>
               <w:rtl w:val="0"/>
             </w:rPr>
-            <w:t xml:space="preserve">Master Test Plan</w:t>
+            <w:t xml:space="preserve">&lt;Iteration/ Master&gt; Test Plan</w:t>
           </w:r>
         </w:p>
       </w:tc>
@@ -10857,7 +11592,7 @@
             <w:rPr>
               <w:rtl w:val="0"/>
             </w:rPr>
-            <w:t xml:space="preserve">&lt;document identifier&gt;</w:t>
+            <w:t xml:space="preserve">Evaluation Document</w:t>
           </w:r>
         </w:p>
       </w:tc>
@@ -11513,6 +12248,19 @@
     </w:tblPr>
   </w:style>
   <w:style w:type="table" w:styleId="Table8">
+    <w:basedOn w:val="TableNormal"/>
+    <w:tblPr>
+      <w:tblStyleRowBandSize w:val="1"/>
+      <w:tblStyleColBandSize w:val="1"/>
+      <w:tblCellMar>
+        <w:top w:w="0.0" w:type="dxa"/>
+        <w:left w:w="115.0" w:type="dxa"/>
+        <w:bottom w:w="0.0" w:type="dxa"/>
+        <w:right w:w="115.0" w:type="dxa"/>
+      </w:tblCellMar>
+    </w:tblPr>
+  </w:style>
+  <w:style w:type="table" w:styleId="Table9">
     <w:basedOn w:val="TableNormal"/>
     <w:tblPr>
       <w:tblStyleRowBandSize w:val="1"/>
@@ -11850,7 +12598,7 @@
 
 <file path=customXML/item1.xml><?xml version="1.0" encoding="utf-8"?>
 <go:gDocsCustomXmlDataStorage xmlns:go="http://customooxmlschemas.google.com/" xmlns:r="http://schemas.openxmlformats.org/officeDocument/2006/relationships" uri="GoogleDocsCustomDataVersion2">
-  <go:docsCustomData xmlns:go="http://customooxmlschemas.google.com/" roundtripDataSignature="AMtx7mjwroYwBkyAO4QRBN+EhJh1+2W2cQ==">CgMxLjAaHwoBMBIaChgICVIUChJ0YWJsZS40N3lxajRhc2lwYm8aHwoBMRIaChgICVIUChJ0YWJsZS44MmdjdDkzeGNic2oaHwoBMhIaChgICVIUChJ0YWJsZS5scWF3cTZ1a3Q3dzkyDmgudXByNjN2anFmYWo3Mg5oLjZjcndmNDZkZjcxODIOaC5zN285ZTJpMW9lODAyDmgudnRjZHo4MWJzM241Mg5oLm5rMW1jdWtxc2UwZDIOaC5wMmd2bWNrbXQycHYyDmgucjZza2kzcTNkYTg4Mg5oLmxycDd0M3dzNTBpOTIOaC5ibGs5MWc0N2Q4MWUyDmgudGRodWIxc2h2c3BhOAByITFzdjZ2d1lwajBmdjNmRkFud3MyV0pCZjdFdnRHZVhQSA==</go:docsCustomData>
+  <go:docsCustomData xmlns:go="http://customooxmlschemas.google.com/" roundtripDataSignature="AMtx7micatn1oJCz2LPWyaqvGTsAK+bLwQ==">CgMxLjAaHwoBMBIaChgICVIUChJ0YWJsZS40N3lxajRhc2lwYm8aHwoBMRIaChgICVIUChJ0YWJsZS44MmdjdDkzeGNic2oaHwoBMhIaChgICVIUChJ0YWJsZS5mZG01ZjllaWNlcWcaHwoBMxIaChgICVIUChJ0YWJsZS5scWF3cTZ1a3Q3dzkyDmgudXByNjN2anFmYWo3Mg5oLjZjcndmNDZkZjcxODIOaC5zN285ZTJpMW9lODAyDmgudnRjZHo4MWJzM241Mg5oLm5rMW1jdWtxc2UwZDIOaC5zNTNuemZkMnBjOGgyDmguZ2JvdWt2dm10OGk1Mg5oLnAyZ3ZtY2ttdDJwdjIOaC5yNnNraTNxM2RhODgyDmgubHJwN3Qzd3M1MGk5Mg5oLmJsazkxZzQ3ZDgxZTIOaC50ZGh1YjFzaHZzcGE4AHIhMW9QdzQ2eG53MzIzM1ZPLXhLVy04MTZUQlJ5Zk04Rl9E</go:docsCustomData>
 </go:gDocsCustomXmlDataStorage>
 </file>
 
